--- a/HCM-KS25-CNTT5_DE02_LeTrungHieu.docx
+++ b/HCM-KS25-CNTT5_DE02_LeTrungHieu.docx
@@ -20,6 +20,8 @@
         </w:rPr>
         <w:t xml:space="preserve">Link Figma: </w:t>
       </w:r>
+      <w:bookmarkStart w:id="0" w:name="_GoBack"/>
+      <w:bookmarkEnd w:id="0"/>
     </w:p>
     <w:p>
       <w:pPr>
@@ -59,7 +61,9 @@
         </w:tblBorders>
         <w:tblLayout w:type="autofit"/>
         <w:tblCellMar>
+          <w:top w:w="0" w:type="dxa"/>
           <w:left w:w="108" w:type="dxa"/>
+          <w:bottom w:w="0" w:type="dxa"/>
           <w:right w:w="108" w:type="dxa"/>
         </w:tblCellMar>
       </w:tblPr>
@@ -78,7 +82,9 @@
             <w:insideV w:val="single" w:color="auto" w:sz="4" w:space="0"/>
           </w:tblBorders>
           <w:tblCellMar>
+            <w:top w:w="0" w:type="dxa"/>
             <w:left w:w="108" w:type="dxa"/>
+            <w:bottom w:w="0" w:type="dxa"/>
             <w:right w:w="108" w:type="dxa"/>
           </w:tblCellMar>
         </w:tblPrEx>
@@ -88,15 +94,21 @@
           </w:tcPr>
           <w:p>
             <w:pPr>
-              <w:rPr>
-                <w:rFonts w:hint="default" w:ascii="Times New Roman"/>
-                <w:vertAlign w:val="baseline"/>
-                <w:lang w:val="vi-VN"/>
-              </w:rPr>
-            </w:pPr>
-            <w:r>
-              <w:rPr>
-                <w:rFonts w:hint="default" w:ascii="Times New Roman"/>
+              <w:widowControl w:val="0"/>
+              <w:jc w:val="both"/>
+              <w:rPr>
+                <w:rFonts w:hint="default" w:ascii="Times New Roman"/>
+                <w:sz w:val="28"/>
+                <w:szCs w:val="28"/>
+                <w:vertAlign w:val="baseline"/>
+                <w:lang w:val="vi-VN"/>
+              </w:rPr>
+            </w:pPr>
+            <w:r>
+              <w:rPr>
+                <w:rFonts w:hint="default" w:ascii="Times New Roman"/>
+                <w:sz w:val="28"/>
+                <w:szCs w:val="28"/>
                 <w:vertAlign w:val="baseline"/>
                 <w:lang w:val="vi-VN"/>
               </w:rPr>
@@ -110,15 +122,21 @@
           </w:tcPr>
           <w:p>
             <w:pPr>
-              <w:rPr>
-                <w:rFonts w:hint="default" w:ascii="Times New Roman"/>
-                <w:vertAlign w:val="baseline"/>
-                <w:lang w:val="vi-VN"/>
-              </w:rPr>
-            </w:pPr>
-            <w:r>
-              <w:rPr>
-                <w:rFonts w:hint="default" w:ascii="Times New Roman"/>
+              <w:widowControl w:val="0"/>
+              <w:jc w:val="both"/>
+              <w:rPr>
+                <w:rFonts w:hint="default" w:ascii="Times New Roman"/>
+                <w:sz w:val="28"/>
+                <w:szCs w:val="28"/>
+                <w:vertAlign w:val="baseline"/>
+                <w:lang w:val="vi-VN"/>
+              </w:rPr>
+            </w:pPr>
+            <w:r>
+              <w:rPr>
+                <w:rFonts w:hint="default" w:ascii="Times New Roman"/>
+                <w:sz w:val="28"/>
+                <w:szCs w:val="28"/>
                 <w:vertAlign w:val="baseline"/>
                 <w:lang w:val="vi-VN"/>
               </w:rPr>
@@ -138,7 +156,9 @@
             <w:insideV w:val="single" w:color="auto" w:sz="4" w:space="0"/>
           </w:tblBorders>
           <w:tblCellMar>
+            <w:top w:w="0" w:type="dxa"/>
             <w:left w:w="108" w:type="dxa"/>
+            <w:bottom w:w="0" w:type="dxa"/>
             <w:right w:w="108" w:type="dxa"/>
           </w:tblCellMar>
         </w:tblPrEx>
@@ -148,15 +168,21 @@
           </w:tcPr>
           <w:p>
             <w:pPr>
-              <w:rPr>
-                <w:rFonts w:hint="default" w:ascii="Times New Roman"/>
-                <w:vertAlign w:val="baseline"/>
-                <w:lang w:val="vi-VN"/>
-              </w:rPr>
-            </w:pPr>
-            <w:r>
-              <w:rPr>
-                <w:rFonts w:hint="default" w:ascii="Times New Roman"/>
+              <w:widowControl w:val="0"/>
+              <w:jc w:val="both"/>
+              <w:rPr>
+                <w:rFonts w:hint="default" w:ascii="Times New Roman"/>
+                <w:sz w:val="28"/>
+                <w:szCs w:val="28"/>
+                <w:vertAlign w:val="baseline"/>
+                <w:lang w:val="vi-VN"/>
+              </w:rPr>
+            </w:pPr>
+            <w:r>
+              <w:rPr>
+                <w:rFonts w:hint="default" w:ascii="Times New Roman"/>
+                <w:sz w:val="28"/>
+                <w:szCs w:val="28"/>
                 <w:vertAlign w:val="baseline"/>
                 <w:lang w:val="vi-VN"/>
               </w:rPr>
@@ -170,75 +196,25 @@
           </w:tcPr>
           <w:p>
             <w:pPr>
-              <w:rPr>
-                <w:rFonts w:hint="default" w:ascii="Times New Roman"/>
-                <w:vertAlign w:val="baseline"/>
-                <w:lang w:val="vi-VN"/>
-              </w:rPr>
-            </w:pPr>
-            <w:r>
-              <w:rPr>
-                <w:rFonts w:hint="default" w:ascii="Times New Roman"/>
+              <w:widowControl w:val="0"/>
+              <w:jc w:val="both"/>
+              <w:rPr>
+                <w:rFonts w:hint="default" w:ascii="Times New Roman"/>
+                <w:sz w:val="28"/>
+                <w:szCs w:val="28"/>
+                <w:vertAlign w:val="baseline"/>
+                <w:lang w:val="vi-VN"/>
+              </w:rPr>
+            </w:pPr>
+            <w:r>
+              <w:rPr>
+                <w:rFonts w:hint="default" w:ascii="Times New Roman"/>
+                <w:sz w:val="28"/>
+                <w:szCs w:val="28"/>
                 <w:vertAlign w:val="baseline"/>
                 <w:lang w:val="vi-VN"/>
               </w:rPr>
               <w:t>Khách hàng - Chọn khách sạn, ngày nhận/trả phòng, chọn loại phòng, đặt thêm các dịch vụ đi kèm</w:t>
-            </w:r>
-          </w:p>
-        </w:tc>
-      </w:tr>
-      <w:tr>
-        <w:tblPrEx>
-          <w:tblBorders>
-            <w:top w:val="single" w:color="auto" w:sz="4" w:space="0"/>
-            <w:left w:val="single" w:color="auto" w:sz="4" w:space="0"/>
-            <w:bottom w:val="single" w:color="auto" w:sz="4" w:space="0"/>
-            <w:right w:val="single" w:color="auto" w:sz="4" w:space="0"/>
-            <w:insideH w:val="single" w:color="auto" w:sz="4" w:space="0"/>
-            <w:insideV w:val="single" w:color="auto" w:sz="4" w:space="0"/>
-          </w:tblBorders>
-        </w:tblPrEx>
-        <w:tc>
-          <w:tcPr>
-            <w:tcW w:w="4261" w:type="dxa"/>
-          </w:tcPr>
-          <w:p>
-            <w:pPr>
-              <w:rPr>
-                <w:rFonts w:hint="default" w:ascii="Times New Roman"/>
-                <w:vertAlign w:val="baseline"/>
-                <w:lang w:val="vi-VN"/>
-              </w:rPr>
-            </w:pPr>
-            <w:r>
-              <w:rPr>
-                <w:rFonts w:hint="default" w:ascii="Times New Roman"/>
-                <w:vertAlign w:val="baseline"/>
-                <w:lang w:val="vi-VN"/>
-              </w:rPr>
-              <w:t>Actor phụ - vai trò</w:t>
-            </w:r>
-          </w:p>
-        </w:tc>
-        <w:tc>
-          <w:tcPr>
-            <w:tcW w:w="4261" w:type="dxa"/>
-          </w:tcPr>
-          <w:p>
-            <w:pPr>
-              <w:rPr>
-                <w:rFonts w:hint="default" w:ascii="Times New Roman"/>
-                <w:vertAlign w:val="baseline"/>
-                <w:lang w:val="vi-VN"/>
-              </w:rPr>
-            </w:pPr>
-            <w:r>
-              <w:rPr>
-                <w:rFonts w:hint="default" w:ascii="Times New Roman"/>
-                <w:vertAlign w:val="baseline"/>
-                <w:lang w:val="vi-VN"/>
-              </w:rPr>
-              <w:t>Hệ thống - Kiểm tra hợp lệ của đơn đặt phòng, đảm bảo tính bảo mật thông tin thanh toán của khách hàng</w:t>
             </w:r>
           </w:p>
         </w:tc>
@@ -254,7 +230,9 @@
             <w:insideV w:val="single" w:color="auto" w:sz="4" w:space="0"/>
           </w:tblBorders>
           <w:tblCellMar>
+            <w:top w:w="0" w:type="dxa"/>
             <w:left w:w="108" w:type="dxa"/>
+            <w:bottom w:w="0" w:type="dxa"/>
             <w:right w:w="108" w:type="dxa"/>
           </w:tblCellMar>
         </w:tblPrEx>
@@ -264,162 +242,53 @@
           </w:tcPr>
           <w:p>
             <w:pPr>
-              <w:rPr>
-                <w:rFonts w:hint="default" w:ascii="Times New Roman"/>
-                <w:vertAlign w:val="baseline"/>
-                <w:lang w:val="vi-VN"/>
-              </w:rPr>
-            </w:pPr>
-            <w:r>
-              <w:rPr>
-                <w:rFonts w:hint="default" w:ascii="Times New Roman"/>
-                <w:vertAlign w:val="baseline"/>
-                <w:lang w:val="vi-VN"/>
-              </w:rPr>
-              <w:t>Yêu cầu chức năng</w:t>
-            </w:r>
-          </w:p>
-        </w:tc>
-        <w:tc>
-          <w:tcPr>
-            <w:tcW w:w="4261" w:type="dxa"/>
-          </w:tcPr>
-          <w:p>
-            <w:pPr>
-              <w:rPr>
-                <w:rFonts w:hint="default" w:ascii="Times New Roman"/>
-                <w:vertAlign w:val="baseline"/>
-                <w:lang w:val="vi-VN"/>
-              </w:rPr>
-            </w:pPr>
-            <w:r>
-              <w:rPr>
-                <w:rFonts w:hint="default" w:ascii="Times New Roman"/>
-                <w:vertAlign w:val="baseline"/>
-                <w:lang w:val="vi-VN"/>
-              </w:rPr>
-              <w:t xml:space="preserve">- Hệ thống cho phép người dùng chọn khách sạn, chọn loại phòng, chọn số lượng phòng </w:t>
-            </w:r>
-          </w:p>
-          <w:p>
-            <w:pPr>
-              <w:rPr>
-                <w:rFonts w:hint="default" w:ascii="Times New Roman"/>
-                <w:vertAlign w:val="baseline"/>
-                <w:lang w:val="vi-VN"/>
-              </w:rPr>
-            </w:pPr>
-            <w:r>
-              <w:rPr>
-                <w:rFonts w:hint="default" w:ascii="Times New Roman"/>
-                <w:vertAlign w:val="baseline"/>
-                <w:lang w:val="vi-VN"/>
-              </w:rPr>
-              <w:t>- Hệ thống cho phép khách hàng tạo nhiều đơn đặt phòng</w:t>
-            </w:r>
-            <w:r>
-              <w:rPr>
-                <w:rFonts w:hint="default" w:ascii="Times New Roman"/>
-                <w:vertAlign w:val="baseline"/>
-                <w:lang w:val="vi-VN"/>
-              </w:rPr>
-              <w:br w:type="textWrapping"/>
-            </w:r>
-            <w:r>
-              <w:rPr>
-                <w:rFonts w:hint="default" w:ascii="Times New Roman"/>
-                <w:vertAlign w:val="baseline"/>
-                <w:lang w:val="vi-VN"/>
-              </w:rPr>
-              <w:t>- Hệ thống cho phép khách hàng có hoặc không đăng ký các dich vụ di kèm</w:t>
-            </w:r>
-            <w:r>
-              <w:rPr>
-                <w:rFonts w:hint="default" w:ascii="Times New Roman"/>
-                <w:vertAlign w:val="baseline"/>
-                <w:lang w:val="vi-VN"/>
-              </w:rPr>
-              <w:br w:type="textWrapping"/>
-            </w:r>
-            <w:r>
-              <w:rPr>
-                <w:rFonts w:hint="default" w:ascii="Times New Roman"/>
-                <w:vertAlign w:val="baseline"/>
-                <w:lang w:val="vi-VN"/>
-              </w:rPr>
-              <w:t>- Hê thống cho phép đặt phòng trong vòng 90 ngày tới tối đa 14 đêm.</w:t>
-            </w:r>
-          </w:p>
-        </w:tc>
-      </w:tr>
-      <w:tr>
-        <w:tblPrEx>
-          <w:tblBorders>
-            <w:top w:val="single" w:color="auto" w:sz="4" w:space="0"/>
-            <w:left w:val="single" w:color="auto" w:sz="4" w:space="0"/>
-            <w:bottom w:val="single" w:color="auto" w:sz="4" w:space="0"/>
-            <w:right w:val="single" w:color="auto" w:sz="4" w:space="0"/>
-            <w:insideH w:val="single" w:color="auto" w:sz="4" w:space="0"/>
-            <w:insideV w:val="single" w:color="auto" w:sz="4" w:space="0"/>
-          </w:tblBorders>
-        </w:tblPrEx>
-        <w:tc>
-          <w:tcPr>
-            <w:tcW w:w="4261" w:type="dxa"/>
-          </w:tcPr>
-          <w:p>
-            <w:pPr>
-              <w:rPr>
-                <w:rFonts w:hint="default" w:ascii="Times New Roman"/>
-                <w:vertAlign w:val="baseline"/>
-                <w:lang w:val="vi-VN"/>
-              </w:rPr>
-            </w:pPr>
-            <w:r>
-              <w:rPr>
-                <w:rFonts w:hint="default" w:ascii="Times New Roman"/>
-                <w:vertAlign w:val="baseline"/>
-                <w:lang w:val="vi-VN"/>
-              </w:rPr>
-              <w:t>Yêu cầu phi chức năng</w:t>
-            </w:r>
-          </w:p>
-        </w:tc>
-        <w:tc>
-          <w:tcPr>
-            <w:tcW w:w="4261" w:type="dxa"/>
-          </w:tcPr>
-          <w:p>
-            <w:pPr>
-              <w:rPr>
-                <w:rFonts w:hint="default" w:ascii="Times New Roman"/>
-                <w:vertAlign w:val="baseline"/>
-                <w:lang w:val="vi-VN"/>
-              </w:rPr>
-            </w:pPr>
-            <w:r>
-              <w:rPr>
-                <w:rFonts w:hint="default" w:ascii="Times New Roman"/>
-                <w:vertAlign w:val="baseline"/>
-                <w:lang w:val="vi-VN"/>
-              </w:rPr>
-              <w:t>- Hệ thống phải thành công xử lí và phản hồi 99,8% các đơn đặt phòng  trong vòng 2 giây.</w:t>
-            </w:r>
-            <w:r>
-              <w:rPr>
-                <w:rFonts w:hint="default" w:ascii="Times New Roman"/>
-                <w:vertAlign w:val="baseline"/>
-                <w:lang w:val="vi-VN"/>
-              </w:rPr>
-              <w:br w:type="textWrapping"/>
-            </w:r>
-            <w:r>
-              <w:rPr>
-                <w:rFonts w:hint="default" w:ascii="Times New Roman"/>
-                <w:vertAlign w:val="baseline"/>
-                <w:lang w:val="vi-VN"/>
-              </w:rPr>
-              <w:t>- Hệ thống phải hoạt động ổn định trong 99,9% thời gian trong tuần.</w:t>
+              <w:widowControl w:val="0"/>
+              <w:jc w:val="both"/>
+              <w:rPr>
+                <w:rFonts w:hint="default" w:ascii="Times New Roman"/>
+                <w:sz w:val="28"/>
+                <w:szCs w:val="28"/>
+                <w:vertAlign w:val="baseline"/>
+                <w:lang w:val="vi-VN"/>
+              </w:rPr>
+            </w:pPr>
+            <w:r>
+              <w:rPr>
+                <w:rFonts w:hint="default" w:ascii="Times New Roman"/>
+                <w:sz w:val="28"/>
+                <w:szCs w:val="28"/>
+                <w:vertAlign w:val="baseline"/>
+                <w:lang w:val="vi-VN"/>
+              </w:rPr>
+              <w:t>Actor phụ - vai trò</w:t>
+            </w:r>
+          </w:p>
+        </w:tc>
+        <w:tc>
+          <w:tcPr>
+            <w:tcW w:w="4261" w:type="dxa"/>
+          </w:tcPr>
+          <w:p>
+            <w:pPr>
+              <w:widowControl w:val="0"/>
+              <w:jc w:val="both"/>
+              <w:rPr>
+                <w:rFonts w:hint="default" w:ascii="Times New Roman"/>
+                <w:sz w:val="28"/>
+                <w:szCs w:val="28"/>
+                <w:vertAlign w:val="baseline"/>
+                <w:lang w:val="vi-VN"/>
+              </w:rPr>
+            </w:pPr>
+            <w:r>
+              <w:rPr>
+                <w:rFonts w:hint="default" w:ascii="Times New Roman"/>
+                <w:sz w:val="28"/>
+                <w:szCs w:val="28"/>
+                <w:vertAlign w:val="baseline"/>
+                <w:lang w:val="vi-VN"/>
+              </w:rPr>
+              <w:t>Hệ thống - Kiểm tra hợp lệ của đơn đặt phòng, đảm bảo tính bảo mật thông tin thanh toán của khách hàng</w:t>
             </w:r>
           </w:p>
         </w:tc>
@@ -435,7 +304,9 @@
             <w:insideV w:val="single" w:color="auto" w:sz="4" w:space="0"/>
           </w:tblBorders>
           <w:tblCellMar>
+            <w:top w:w="0" w:type="dxa"/>
             <w:left w:w="108" w:type="dxa"/>
+            <w:bottom w:w="0" w:type="dxa"/>
             <w:right w:w="108" w:type="dxa"/>
           </w:tblCellMar>
         </w:tblPrEx>
@@ -445,97 +316,116 @@
           </w:tcPr>
           <w:p>
             <w:pPr>
-              <w:rPr>
-                <w:rFonts w:hint="default" w:ascii="Times New Roman"/>
-                <w:vertAlign w:val="baseline"/>
-                <w:lang w:val="vi-VN"/>
-              </w:rPr>
-            </w:pPr>
-            <w:r>
-              <w:rPr>
-                <w:rFonts w:hint="default" w:ascii="Times New Roman"/>
-                <w:vertAlign w:val="baseline"/>
-                <w:lang w:val="vi-VN"/>
-              </w:rPr>
-              <w:t>BR1 -&gt; Bước 1</w:t>
-            </w:r>
-          </w:p>
-        </w:tc>
-        <w:tc>
-          <w:tcPr>
-            <w:tcW w:w="4261" w:type="dxa"/>
-          </w:tcPr>
-          <w:p>
-            <w:pPr>
-              <w:rPr>
-                <w:rFonts w:hint="default" w:ascii="Times New Roman"/>
-                <w:vertAlign w:val="baseline"/>
-                <w:lang w:val="vi-VN"/>
-              </w:rPr>
-            </w:pPr>
-            <w:r>
-              <w:rPr>
-                <w:rFonts w:hint="default" w:ascii="Times New Roman"/>
-                <w:vertAlign w:val="baseline"/>
-                <w:lang w:val="vi-VN"/>
-              </w:rPr>
-              <w:t>Do BR1 bắt buộc phải đặt phòng trong 90 ngày tới và tối đa đặt 14 đêm nên bước 1 bị tác động</w:t>
-            </w:r>
-          </w:p>
-        </w:tc>
-      </w:tr>
-      <w:tr>
-        <w:tblPrEx>
-          <w:tblBorders>
-            <w:top w:val="single" w:color="auto" w:sz="4" w:space="0"/>
-            <w:left w:val="single" w:color="auto" w:sz="4" w:space="0"/>
-            <w:bottom w:val="single" w:color="auto" w:sz="4" w:space="0"/>
-            <w:right w:val="single" w:color="auto" w:sz="4" w:space="0"/>
-            <w:insideH w:val="single" w:color="auto" w:sz="4" w:space="0"/>
-            <w:insideV w:val="single" w:color="auto" w:sz="4" w:space="0"/>
-          </w:tblBorders>
-        </w:tblPrEx>
-        <w:tc>
-          <w:tcPr>
-            <w:tcW w:w="4261" w:type="dxa"/>
-          </w:tcPr>
-          <w:p>
-            <w:pPr>
-              <w:rPr>
-                <w:rFonts w:hint="default" w:ascii="Times New Roman"/>
-                <w:vertAlign w:val="baseline"/>
-                <w:lang w:val="vi-VN"/>
-              </w:rPr>
-            </w:pPr>
-            <w:r>
-              <w:rPr>
-                <w:rFonts w:hint="default" w:ascii="Times New Roman"/>
-                <w:vertAlign w:val="baseline"/>
-                <w:lang w:val="vi-VN"/>
-              </w:rPr>
-              <w:t>BR3 -&gt; Bước 3</w:t>
-            </w:r>
-          </w:p>
-        </w:tc>
-        <w:tc>
-          <w:tcPr>
-            <w:tcW w:w="4261" w:type="dxa"/>
-          </w:tcPr>
-          <w:p>
-            <w:pPr>
-              <w:rPr>
-                <w:rFonts w:hint="default" w:ascii="Times New Roman"/>
-                <w:vertAlign w:val="baseline"/>
-                <w:lang w:val="vi-VN"/>
-              </w:rPr>
-            </w:pPr>
-            <w:r>
-              <w:rPr>
-                <w:rFonts w:hint="default" w:ascii="Times New Roman"/>
-                <w:vertAlign w:val="baseline"/>
-                <w:lang w:val="vi-VN"/>
-              </w:rPr>
-              <w:t>BR3 quy định mỗi loại phòng có sức chứa tối đa nên Bước 3 nhập số khách sẽ bị tác động</w:t>
+              <w:widowControl w:val="0"/>
+              <w:jc w:val="both"/>
+              <w:rPr>
+                <w:rFonts w:hint="default" w:ascii="Times New Roman"/>
+                <w:sz w:val="28"/>
+                <w:szCs w:val="28"/>
+                <w:vertAlign w:val="baseline"/>
+                <w:lang w:val="vi-VN"/>
+              </w:rPr>
+            </w:pPr>
+            <w:r>
+              <w:rPr>
+                <w:rFonts w:hint="default" w:ascii="Times New Roman"/>
+                <w:sz w:val="28"/>
+                <w:szCs w:val="28"/>
+                <w:vertAlign w:val="baseline"/>
+                <w:lang w:val="vi-VN"/>
+              </w:rPr>
+              <w:t>Yêu cầu chức năng</w:t>
+            </w:r>
+          </w:p>
+        </w:tc>
+        <w:tc>
+          <w:tcPr>
+            <w:tcW w:w="4261" w:type="dxa"/>
+          </w:tcPr>
+          <w:p>
+            <w:pPr>
+              <w:widowControl w:val="0"/>
+              <w:jc w:val="both"/>
+              <w:rPr>
+                <w:rFonts w:hint="default" w:ascii="Times New Roman"/>
+                <w:sz w:val="28"/>
+                <w:szCs w:val="28"/>
+                <w:vertAlign w:val="baseline"/>
+                <w:lang w:val="vi-VN"/>
+              </w:rPr>
+            </w:pPr>
+            <w:r>
+              <w:rPr>
+                <w:rFonts w:hint="default" w:ascii="Times New Roman"/>
+                <w:sz w:val="28"/>
+                <w:szCs w:val="28"/>
+                <w:vertAlign w:val="baseline"/>
+                <w:lang w:val="vi-VN"/>
+              </w:rPr>
+              <w:t xml:space="preserve">- Hệ thống cho phép người dùng chọn khách sạn, chọn loại phòng, chọn số lượng phòng </w:t>
+            </w:r>
+          </w:p>
+          <w:p>
+            <w:pPr>
+              <w:widowControl w:val="0"/>
+              <w:jc w:val="both"/>
+              <w:rPr>
+                <w:rFonts w:hint="default" w:ascii="Times New Roman"/>
+                <w:sz w:val="28"/>
+                <w:szCs w:val="28"/>
+                <w:vertAlign w:val="baseline"/>
+                <w:lang w:val="vi-VN"/>
+              </w:rPr>
+            </w:pPr>
+            <w:r>
+              <w:rPr>
+                <w:rFonts w:hint="default" w:ascii="Times New Roman"/>
+                <w:sz w:val="28"/>
+                <w:szCs w:val="28"/>
+                <w:vertAlign w:val="baseline"/>
+                <w:lang w:val="vi-VN"/>
+              </w:rPr>
+              <w:t>- Hệ thống cho phép khách hàng tạo nhiều đơn đặt phòng</w:t>
+            </w:r>
+            <w:r>
+              <w:rPr>
+                <w:rFonts w:hint="default" w:ascii="Times New Roman"/>
+                <w:sz w:val="28"/>
+                <w:szCs w:val="28"/>
+                <w:vertAlign w:val="baseline"/>
+                <w:lang w:val="vi-VN"/>
+              </w:rPr>
+              <w:br w:type="textWrapping"/>
+            </w:r>
+            <w:r>
+              <w:rPr>
+                <w:rFonts w:hint="default" w:ascii="Times New Roman"/>
+                <w:sz w:val="28"/>
+                <w:szCs w:val="28"/>
+                <w:vertAlign w:val="baseline"/>
+                <w:lang w:val="vi-VN"/>
+              </w:rPr>
+              <w:t>- Hệ thống cho phép khách hàng có hoặc không đăng ký các dich vụ di kèm</w:t>
+            </w:r>
+            <w:r>
+              <w:rPr>
+                <w:rFonts w:hint="default" w:ascii="Times New Roman"/>
+                <w:sz w:val="28"/>
+                <w:szCs w:val="28"/>
+                <w:vertAlign w:val="baseline"/>
+                <w:lang w:val="vi-VN"/>
+              </w:rPr>
+              <w:br w:type="textWrapping"/>
+            </w:r>
+            <w:r>
+              <w:rPr>
+                <w:rFonts w:hint="default" w:ascii="Times New Roman"/>
+                <w:sz w:val="28"/>
+                <w:szCs w:val="28"/>
+                <w:vertAlign w:val="baseline"/>
+                <w:lang w:val="vi-VN"/>
+              </w:rPr>
+              <w:t>- Hê thống cho phép đặt phòng trong vòng 90 ngày tới tối đa 14 đêm.</w:t>
             </w:r>
           </w:p>
         </w:tc>
@@ -551,7 +441,9 @@
             <w:insideV w:val="single" w:color="auto" w:sz="4" w:space="0"/>
           </w:tblBorders>
           <w:tblCellMar>
+            <w:top w:w="0" w:type="dxa"/>
             <w:left w:w="108" w:type="dxa"/>
+            <w:bottom w:w="0" w:type="dxa"/>
             <w:right w:w="108" w:type="dxa"/>
           </w:tblCellMar>
         </w:tblPrEx>
@@ -561,15 +453,263 @@
           </w:tcPr>
           <w:p>
             <w:pPr>
-              <w:rPr>
-                <w:rFonts w:hint="default" w:ascii="Times New Roman"/>
-                <w:vertAlign w:val="baseline"/>
-                <w:lang w:val="vi-VN"/>
-              </w:rPr>
-            </w:pPr>
-            <w:r>
-              <w:rPr>
-                <w:rFonts w:hint="default" w:ascii="Times New Roman"/>
+              <w:widowControl w:val="0"/>
+              <w:jc w:val="both"/>
+              <w:rPr>
+                <w:rFonts w:hint="default" w:ascii="Times New Roman"/>
+                <w:sz w:val="28"/>
+                <w:szCs w:val="28"/>
+                <w:vertAlign w:val="baseline"/>
+                <w:lang w:val="vi-VN"/>
+              </w:rPr>
+            </w:pPr>
+            <w:r>
+              <w:rPr>
+                <w:rFonts w:hint="default" w:ascii="Times New Roman"/>
+                <w:sz w:val="28"/>
+                <w:szCs w:val="28"/>
+                <w:vertAlign w:val="baseline"/>
+                <w:lang w:val="vi-VN"/>
+              </w:rPr>
+              <w:t>Yêu cầu phi chức năng</w:t>
+            </w:r>
+          </w:p>
+        </w:tc>
+        <w:tc>
+          <w:tcPr>
+            <w:tcW w:w="4261" w:type="dxa"/>
+          </w:tcPr>
+          <w:p>
+            <w:pPr>
+              <w:widowControl w:val="0"/>
+              <w:jc w:val="both"/>
+              <w:rPr>
+                <w:rFonts w:hint="default" w:ascii="Times New Roman"/>
+                <w:sz w:val="28"/>
+                <w:szCs w:val="28"/>
+                <w:vertAlign w:val="baseline"/>
+                <w:lang w:val="vi-VN"/>
+              </w:rPr>
+            </w:pPr>
+            <w:r>
+              <w:rPr>
+                <w:rFonts w:hint="default" w:ascii="Times New Roman"/>
+                <w:sz w:val="28"/>
+                <w:szCs w:val="28"/>
+                <w:vertAlign w:val="baseline"/>
+                <w:lang w:val="vi-VN"/>
+              </w:rPr>
+              <w:t>- Hệ thống phải thành công xử lí và phản hồi 99,8% các đơn đặt phòng  trong vòng 2 giây.</w:t>
+            </w:r>
+            <w:r>
+              <w:rPr>
+                <w:rFonts w:hint="default" w:ascii="Times New Roman"/>
+                <w:sz w:val="28"/>
+                <w:szCs w:val="28"/>
+                <w:vertAlign w:val="baseline"/>
+                <w:lang w:val="vi-VN"/>
+              </w:rPr>
+              <w:br w:type="textWrapping"/>
+            </w:r>
+            <w:r>
+              <w:rPr>
+                <w:rFonts w:hint="default" w:ascii="Times New Roman"/>
+                <w:sz w:val="28"/>
+                <w:szCs w:val="28"/>
+                <w:vertAlign w:val="baseline"/>
+                <w:lang w:val="vi-VN"/>
+              </w:rPr>
+              <w:t>- Hệ thống phải hoạt động ổn định trong 99,9% thời gian trong tuần.</w:t>
+            </w:r>
+          </w:p>
+        </w:tc>
+      </w:tr>
+      <w:tr>
+        <w:tblPrEx>
+          <w:tblBorders>
+            <w:top w:val="single" w:color="auto" w:sz="4" w:space="0"/>
+            <w:left w:val="single" w:color="auto" w:sz="4" w:space="0"/>
+            <w:bottom w:val="single" w:color="auto" w:sz="4" w:space="0"/>
+            <w:right w:val="single" w:color="auto" w:sz="4" w:space="0"/>
+            <w:insideH w:val="single" w:color="auto" w:sz="4" w:space="0"/>
+            <w:insideV w:val="single" w:color="auto" w:sz="4" w:space="0"/>
+          </w:tblBorders>
+          <w:tblCellMar>
+            <w:top w:w="0" w:type="dxa"/>
+            <w:left w:w="108" w:type="dxa"/>
+            <w:bottom w:w="0" w:type="dxa"/>
+            <w:right w:w="108" w:type="dxa"/>
+          </w:tblCellMar>
+        </w:tblPrEx>
+        <w:tc>
+          <w:tcPr>
+            <w:tcW w:w="4261" w:type="dxa"/>
+          </w:tcPr>
+          <w:p>
+            <w:pPr>
+              <w:widowControl w:val="0"/>
+              <w:jc w:val="both"/>
+              <w:rPr>
+                <w:rFonts w:hint="default" w:ascii="Times New Roman"/>
+                <w:sz w:val="28"/>
+                <w:szCs w:val="28"/>
+                <w:vertAlign w:val="baseline"/>
+                <w:lang w:val="vi-VN"/>
+              </w:rPr>
+            </w:pPr>
+            <w:r>
+              <w:rPr>
+                <w:rFonts w:hint="default" w:ascii="Times New Roman"/>
+                <w:sz w:val="28"/>
+                <w:szCs w:val="28"/>
+                <w:vertAlign w:val="baseline"/>
+                <w:lang w:val="vi-VN"/>
+              </w:rPr>
+              <w:t>BR1 -&gt; Bước 1</w:t>
+            </w:r>
+          </w:p>
+        </w:tc>
+        <w:tc>
+          <w:tcPr>
+            <w:tcW w:w="4261" w:type="dxa"/>
+          </w:tcPr>
+          <w:p>
+            <w:pPr>
+              <w:widowControl w:val="0"/>
+              <w:jc w:val="both"/>
+              <w:rPr>
+                <w:rFonts w:hint="default" w:ascii="Times New Roman"/>
+                <w:sz w:val="28"/>
+                <w:szCs w:val="28"/>
+                <w:vertAlign w:val="baseline"/>
+                <w:lang w:val="vi-VN"/>
+              </w:rPr>
+            </w:pPr>
+            <w:r>
+              <w:rPr>
+                <w:rFonts w:hint="default" w:ascii="Times New Roman"/>
+                <w:sz w:val="28"/>
+                <w:szCs w:val="28"/>
+                <w:vertAlign w:val="baseline"/>
+                <w:lang w:val="vi-VN"/>
+              </w:rPr>
+              <w:t>Do BR1 bắt buộc phải đặt phòng trong 90 ngày tới và tối đa đặt 14 đêm nên bước 1 bị tác động</w:t>
+            </w:r>
+          </w:p>
+        </w:tc>
+      </w:tr>
+      <w:tr>
+        <w:tblPrEx>
+          <w:tblBorders>
+            <w:top w:val="single" w:color="auto" w:sz="4" w:space="0"/>
+            <w:left w:val="single" w:color="auto" w:sz="4" w:space="0"/>
+            <w:bottom w:val="single" w:color="auto" w:sz="4" w:space="0"/>
+            <w:right w:val="single" w:color="auto" w:sz="4" w:space="0"/>
+            <w:insideH w:val="single" w:color="auto" w:sz="4" w:space="0"/>
+            <w:insideV w:val="single" w:color="auto" w:sz="4" w:space="0"/>
+          </w:tblBorders>
+          <w:tblCellMar>
+            <w:top w:w="0" w:type="dxa"/>
+            <w:left w:w="108" w:type="dxa"/>
+            <w:bottom w:w="0" w:type="dxa"/>
+            <w:right w:w="108" w:type="dxa"/>
+          </w:tblCellMar>
+        </w:tblPrEx>
+        <w:tc>
+          <w:tcPr>
+            <w:tcW w:w="4261" w:type="dxa"/>
+          </w:tcPr>
+          <w:p>
+            <w:pPr>
+              <w:widowControl w:val="0"/>
+              <w:jc w:val="both"/>
+              <w:rPr>
+                <w:rFonts w:hint="default" w:ascii="Times New Roman"/>
+                <w:sz w:val="28"/>
+                <w:szCs w:val="28"/>
+                <w:vertAlign w:val="baseline"/>
+                <w:lang w:val="vi-VN"/>
+              </w:rPr>
+            </w:pPr>
+            <w:r>
+              <w:rPr>
+                <w:rFonts w:hint="default" w:ascii="Times New Roman"/>
+                <w:sz w:val="28"/>
+                <w:szCs w:val="28"/>
+                <w:vertAlign w:val="baseline"/>
+                <w:lang w:val="vi-VN"/>
+              </w:rPr>
+              <w:t>BR3 -&gt; Bước 3</w:t>
+            </w:r>
+          </w:p>
+        </w:tc>
+        <w:tc>
+          <w:tcPr>
+            <w:tcW w:w="4261" w:type="dxa"/>
+          </w:tcPr>
+          <w:p>
+            <w:pPr>
+              <w:widowControl w:val="0"/>
+              <w:jc w:val="both"/>
+              <w:rPr>
+                <w:rFonts w:hint="default" w:ascii="Times New Roman"/>
+                <w:sz w:val="28"/>
+                <w:szCs w:val="28"/>
+                <w:vertAlign w:val="baseline"/>
+                <w:lang w:val="vi-VN"/>
+              </w:rPr>
+            </w:pPr>
+            <w:r>
+              <w:rPr>
+                <w:rFonts w:hint="default" w:ascii="Times New Roman"/>
+                <w:sz w:val="28"/>
+                <w:szCs w:val="28"/>
+                <w:vertAlign w:val="baseline"/>
+                <w:lang w:val="vi-VN"/>
+              </w:rPr>
+              <w:t>BR3 quy định mỗi loại phòng có sức chứa tối đa nên Bước 3 nhập số khách sẽ bị tác động</w:t>
+            </w:r>
+          </w:p>
+        </w:tc>
+      </w:tr>
+      <w:tr>
+        <w:tblPrEx>
+          <w:tblBorders>
+            <w:top w:val="single" w:color="auto" w:sz="4" w:space="0"/>
+            <w:left w:val="single" w:color="auto" w:sz="4" w:space="0"/>
+            <w:bottom w:val="single" w:color="auto" w:sz="4" w:space="0"/>
+            <w:right w:val="single" w:color="auto" w:sz="4" w:space="0"/>
+            <w:insideH w:val="single" w:color="auto" w:sz="4" w:space="0"/>
+            <w:insideV w:val="single" w:color="auto" w:sz="4" w:space="0"/>
+          </w:tblBorders>
+          <w:tblCellMar>
+            <w:top w:w="0" w:type="dxa"/>
+            <w:left w:w="108" w:type="dxa"/>
+            <w:bottom w:w="0" w:type="dxa"/>
+            <w:right w:w="108" w:type="dxa"/>
+          </w:tblCellMar>
+        </w:tblPrEx>
+        <w:tc>
+          <w:tcPr>
+            <w:tcW w:w="4261" w:type="dxa"/>
+          </w:tcPr>
+          <w:p>
+            <w:pPr>
+              <w:widowControl w:val="0"/>
+              <w:jc w:val="both"/>
+              <w:rPr>
+                <w:rFonts w:hint="default" w:ascii="Times New Roman"/>
+                <w:sz w:val="28"/>
+                <w:szCs w:val="28"/>
+                <w:vertAlign w:val="baseline"/>
+                <w:lang w:val="vi-VN"/>
+              </w:rPr>
+            </w:pPr>
+            <w:r>
+              <w:rPr>
+                <w:rFonts w:hint="default" w:ascii="Times New Roman"/>
+                <w:sz w:val="28"/>
+                <w:szCs w:val="28"/>
                 <w:vertAlign w:val="baseline"/>
                 <w:lang w:val="vi-VN"/>
               </w:rPr>
@@ -583,15 +723,21 @@
           </w:tcPr>
           <w:p>
             <w:pPr>
-              <w:rPr>
-                <w:rFonts w:hint="default" w:ascii="Times New Roman"/>
-                <w:vertAlign w:val="baseline"/>
-                <w:lang w:val="vi-VN"/>
-              </w:rPr>
-            </w:pPr>
-            <w:r>
-              <w:rPr>
-                <w:rFonts w:hint="default" w:ascii="Times New Roman"/>
+              <w:widowControl w:val="0"/>
+              <w:jc w:val="both"/>
+              <w:rPr>
+                <w:rFonts w:hint="default" w:ascii="Times New Roman"/>
+                <w:sz w:val="28"/>
+                <w:szCs w:val="28"/>
+                <w:vertAlign w:val="baseline"/>
+                <w:lang w:val="vi-VN"/>
+              </w:rPr>
+            </w:pPr>
+            <w:r>
+              <w:rPr>
+                <w:rFonts w:hint="default" w:ascii="Times New Roman"/>
+                <w:sz w:val="28"/>
+                <w:szCs w:val="28"/>
                 <w:vertAlign w:val="baseline"/>
                 <w:lang w:val="vi-VN"/>
               </w:rPr>
@@ -600,6 +746,8 @@
             <w:r>
               <w:rPr>
                 <w:rFonts w:hint="default" w:ascii="Times New Roman"/>
+                <w:sz w:val="28"/>
+                <w:szCs w:val="28"/>
                 <w:vertAlign w:val="baseline"/>
                 <w:lang w:val="vi-VN"/>
               </w:rPr>
@@ -608,6 +756,8 @@
             <w:r>
               <w:rPr>
                 <w:rFonts w:hint="default" w:ascii="Times New Roman"/>
+                <w:sz w:val="28"/>
+                <w:szCs w:val="28"/>
                 <w:vertAlign w:val="baseline"/>
                 <w:lang w:val="vi-VN"/>
               </w:rPr>
@@ -621,6 +771,8 @@
       <w:pPr>
         <w:rPr>
           <w:rFonts w:hint="default" w:ascii="Times New Roman"/>
+          <w:sz w:val="28"/>
+          <w:szCs w:val="28"/>
           <w:lang w:val="vi-VN"/>
         </w:rPr>
       </w:pPr>
@@ -638,6 +790,8 @@
       <w:r>
         <w:rPr>
           <w:rFonts w:hint="default" w:ascii="Times New Roman"/>
+          <w:sz w:val="28"/>
+          <w:szCs w:val="28"/>
           <w:lang w:val="vi-VN"/>
         </w:rPr>
         <w:br w:type="textWrapping"/>
@@ -645,6 +799,8 @@
       <w:r>
         <w:rPr>
           <w:rFonts w:hint="default" w:ascii="Times New Roman"/>
+          <w:sz w:val="28"/>
+          <w:szCs w:val="28"/>
           <w:lang w:val="vi-VN"/>
         </w:rPr>
         <w:t>- Bước 6 Mainflow</w:t>
@@ -652,6 +808,8 @@
       <w:r>
         <w:rPr>
           <w:rFonts w:hint="default" w:ascii="Times New Roman"/>
+          <w:sz w:val="28"/>
+          <w:szCs w:val="28"/>
           <w:lang w:val="vi-VN"/>
         </w:rPr>
         <w:br w:type="textWrapping"/>
@@ -659,14 +817,26 @@
       <w:r>
         <w:rPr>
           <w:rFonts w:hint="default" w:ascii="Times New Roman"/>
+          <w:sz w:val="28"/>
+          <w:szCs w:val="28"/>
           <w:lang w:val="vi-VN"/>
         </w:rPr>
         <w:tab/>
+      </w:r>
+      <w:r>
+        <w:rPr>
+          <w:rFonts w:hint="default" w:ascii="Times New Roman"/>
+          <w:sz w:val="28"/>
+          <w:szCs w:val="28"/>
+          <w:lang w:val="vi-VN"/>
+        </w:rPr>
         <w:t>6.1. Hệ thống kiểm tra loại phòng còn trống</w:t>
       </w:r>
       <w:r>
         <w:rPr>
           <w:rFonts w:hint="default" w:ascii="Times New Roman"/>
+          <w:sz w:val="28"/>
+          <w:szCs w:val="28"/>
           <w:lang w:val="vi-VN"/>
         </w:rPr>
         <w:br w:type="textWrapping"/>
@@ -674,14 +844,26 @@
       <w:r>
         <w:rPr>
           <w:rFonts w:hint="default" w:ascii="Times New Roman"/>
+          <w:sz w:val="28"/>
+          <w:szCs w:val="28"/>
           <w:lang w:val="vi-VN"/>
         </w:rPr>
         <w:tab/>
+      </w:r>
+      <w:r>
+        <w:rPr>
+          <w:rFonts w:hint="default" w:ascii="Times New Roman"/>
+          <w:sz w:val="28"/>
+          <w:szCs w:val="28"/>
+          <w:lang w:val="vi-VN"/>
+        </w:rPr>
         <w:t>6.2. Tạo đơn đặt phòng</w:t>
       </w:r>
       <w:r>
         <w:rPr>
           <w:rFonts w:hint="default" w:ascii="Times New Roman"/>
+          <w:sz w:val="28"/>
+          <w:szCs w:val="28"/>
           <w:lang w:val="vi-VN"/>
         </w:rPr>
         <w:br w:type="textWrapping"/>
@@ -689,14 +871,26 @@
       <w:r>
         <w:rPr>
           <w:rFonts w:hint="default" w:ascii="Times New Roman"/>
+          <w:sz w:val="28"/>
+          <w:szCs w:val="28"/>
           <w:lang w:val="vi-VN"/>
         </w:rPr>
         <w:tab/>
+      </w:r>
+      <w:r>
+        <w:rPr>
+          <w:rFonts w:hint="default" w:ascii="Times New Roman"/>
+          <w:sz w:val="28"/>
+          <w:szCs w:val="28"/>
+          <w:lang w:val="vi-VN"/>
+        </w:rPr>
         <w:t>6.3. Cấp mã đặt phòng</w:t>
       </w:r>
       <w:r>
         <w:rPr>
           <w:rFonts w:hint="default" w:ascii="Times New Roman"/>
+          <w:sz w:val="28"/>
+          <w:szCs w:val="28"/>
           <w:lang w:val="vi-VN"/>
         </w:rPr>
         <w:br w:type="textWrapping"/>
@@ -704,14 +898,26 @@
       <w:r>
         <w:rPr>
           <w:rFonts w:hint="default" w:ascii="Times New Roman"/>
+          <w:sz w:val="28"/>
+          <w:szCs w:val="28"/>
           <w:lang w:val="vi-VN"/>
         </w:rPr>
         <w:tab/>
+      </w:r>
+      <w:r>
+        <w:rPr>
+          <w:rFonts w:hint="default" w:ascii="Times New Roman"/>
+          <w:sz w:val="28"/>
+          <w:szCs w:val="28"/>
+          <w:lang w:val="vi-VN"/>
+        </w:rPr>
         <w:t>6.4. Gửi email xác nhận</w:t>
       </w:r>
       <w:r>
         <w:rPr>
           <w:rFonts w:hint="default" w:ascii="Times New Roman"/>
+          <w:sz w:val="28"/>
+          <w:szCs w:val="28"/>
           <w:lang w:val="vi-VN"/>
         </w:rPr>
         <w:br w:type="textWrapping"/>
@@ -719,9 +925,19 @@
       <w:r>
         <w:rPr>
           <w:rFonts w:hint="default" w:ascii="Times New Roman"/>
+          <w:sz w:val="28"/>
+          <w:szCs w:val="28"/>
           <w:lang w:val="vi-VN"/>
         </w:rPr>
         <w:tab/>
+      </w:r>
+      <w:r>
+        <w:rPr>
+          <w:rFonts w:hint="default" w:ascii="Times New Roman"/>
+          <w:sz w:val="28"/>
+          <w:szCs w:val="28"/>
+          <w:lang w:val="vi-VN"/>
+        </w:rPr>
         <w:t>6.5. Hiển thị thành công</w:t>
       </w:r>
     </w:p>
@@ -729,12 +945,16 @@
       <w:pPr>
         <w:rPr>
           <w:rFonts w:hint="default" w:ascii="Times New Roman"/>
+          <w:sz w:val="28"/>
+          <w:szCs w:val="28"/>
           <w:lang w:val="vi-VN"/>
         </w:rPr>
       </w:pPr>
       <w:r>
         <w:rPr>
           <w:rFonts w:hint="default" w:ascii="Times New Roman"/>
+          <w:sz w:val="28"/>
+          <w:szCs w:val="28"/>
           <w:lang w:val="vi-VN"/>
         </w:rPr>
         <w:t>- Ảnh Activity Diagram:</w:t>
@@ -744,6 +964,8 @@
       <w:pPr>
         <w:rPr>
           <w:rFonts w:hint="default" w:ascii="Times New Roman"/>
+          <w:sz w:val="28"/>
+          <w:szCs w:val="28"/>
           <w:lang w:val="en-US"/>
         </w:rPr>
       </w:pPr>
@@ -752,12 +974,16 @@
       <w:pPr>
         <w:rPr>
           <w:rFonts w:hint="default" w:ascii="Times New Roman"/>
+          <w:sz w:val="28"/>
+          <w:szCs w:val="28"/>
           <w:lang w:val="en-US"/>
         </w:rPr>
       </w:pPr>
       <w:r>
         <w:rPr>
           <w:rFonts w:hint="default" w:ascii="Times New Roman"/>
+          <w:sz w:val="28"/>
+          <w:szCs w:val="28"/>
           <w:lang w:val="en-US"/>
         </w:rPr>
         <w:drawing>
@@ -896,7 +1122,9 @@
         </w:tblBorders>
         <w:tblLayout w:type="autofit"/>
         <w:tblCellMar>
+          <w:top w:w="0" w:type="dxa"/>
           <w:left w:w="108" w:type="dxa"/>
+          <w:bottom w:w="0" w:type="dxa"/>
           <w:right w:w="108" w:type="dxa"/>
         </w:tblCellMar>
       </w:tblPr>
@@ -915,7 +1143,9 @@
             <w:insideV w:val="single" w:color="auto" w:sz="4" w:space="0"/>
           </w:tblBorders>
           <w:tblCellMar>
+            <w:top w:w="0" w:type="dxa"/>
             <w:left w:w="108" w:type="dxa"/>
+            <w:bottom w:w="0" w:type="dxa"/>
             <w:right w:w="108" w:type="dxa"/>
           </w:tblCellMar>
         </w:tblPrEx>
@@ -925,12 +1155,14 @@
           </w:tcPr>
           <w:p>
             <w:pPr>
+              <w:widowControl w:val="0"/>
+              <w:jc w:val="both"/>
               <w:rPr>
                 <w:rFonts w:hint="default" w:ascii="Times New Roman"/>
                 <w:b w:val="0"/>
                 <w:bCs w:val="0"/>
-                <w:sz w:val="20"/>
-                <w:szCs w:val="20"/>
+                <w:sz w:val="28"/>
+                <w:szCs w:val="28"/>
                 <w:vertAlign w:val="baseline"/>
                 <w:lang w:val="vi-VN"/>
               </w:rPr>
@@ -940,8 +1172,8 @@
                 <w:rFonts w:hint="default" w:ascii="Times New Roman"/>
                 <w:b w:val="0"/>
                 <w:bCs w:val="0"/>
-                <w:sz w:val="20"/>
-                <w:szCs w:val="20"/>
+                <w:sz w:val="28"/>
+                <w:szCs w:val="28"/>
                 <w:vertAlign w:val="baseline"/>
                 <w:lang w:val="vi-VN"/>
               </w:rPr>
@@ -955,12 +1187,14 @@
           </w:tcPr>
           <w:p>
             <w:pPr>
+              <w:widowControl w:val="0"/>
+              <w:jc w:val="both"/>
               <w:rPr>
                 <w:rFonts w:hint="default" w:ascii="Times New Roman"/>
                 <w:b w:val="0"/>
                 <w:bCs w:val="0"/>
-                <w:sz w:val="20"/>
-                <w:szCs w:val="20"/>
+                <w:sz w:val="28"/>
+                <w:szCs w:val="28"/>
                 <w:vertAlign w:val="baseline"/>
                 <w:lang w:val="vi-VN"/>
               </w:rPr>
@@ -970,84 +1204,12 @@
                 <w:rFonts w:hint="default" w:ascii="Times New Roman"/>
                 <w:b w:val="0"/>
                 <w:bCs w:val="0"/>
-                <w:sz w:val="20"/>
-                <w:szCs w:val="20"/>
+                <w:sz w:val="28"/>
+                <w:szCs w:val="28"/>
                 <w:vertAlign w:val="baseline"/>
                 <w:lang w:val="vi-VN"/>
               </w:rPr>
               <w:t>Đặt ở bảng</w:t>
-            </w:r>
-          </w:p>
-        </w:tc>
-      </w:tr>
-      <w:tr>
-        <w:tblPrEx>
-          <w:tblBorders>
-            <w:top w:val="single" w:color="auto" w:sz="4" w:space="0"/>
-            <w:left w:val="single" w:color="auto" w:sz="4" w:space="0"/>
-            <w:bottom w:val="single" w:color="auto" w:sz="4" w:space="0"/>
-            <w:right w:val="single" w:color="auto" w:sz="4" w:space="0"/>
-            <w:insideH w:val="single" w:color="auto" w:sz="4" w:space="0"/>
-            <w:insideV w:val="single" w:color="auto" w:sz="4" w:space="0"/>
-          </w:tblBorders>
-        </w:tblPrEx>
-        <w:tc>
-          <w:tcPr>
-            <w:tcW w:w="4261" w:type="dxa"/>
-          </w:tcPr>
-          <w:p>
-            <w:pPr>
-              <w:rPr>
-                <w:rFonts w:hint="default" w:ascii="Times New Roman"/>
-                <w:b w:val="0"/>
-                <w:bCs w:val="0"/>
-                <w:sz w:val="20"/>
-                <w:szCs w:val="20"/>
-                <w:vertAlign w:val="baseline"/>
-                <w:lang w:val="vi-VN"/>
-              </w:rPr>
-            </w:pPr>
-            <w:r>
-              <w:rPr>
-                <w:rFonts w:hint="default" w:ascii="Times New Roman"/>
-                <w:b w:val="0"/>
-                <w:bCs w:val="0"/>
-                <w:sz w:val="20"/>
-                <w:szCs w:val="20"/>
-                <w:vertAlign w:val="baseline"/>
-                <w:lang w:val="vi-VN"/>
-              </w:rPr>
-              <w:t>total_rooms</w:t>
-            </w:r>
-          </w:p>
-        </w:tc>
-        <w:tc>
-          <w:tcPr>
-            <w:tcW w:w="4261" w:type="dxa"/>
-          </w:tcPr>
-          <w:p>
-            <w:pPr>
-              <w:rPr>
-                <w:rFonts w:hint="default" w:ascii="Times New Roman"/>
-                <w:b w:val="0"/>
-                <w:bCs w:val="0"/>
-                <w:sz w:val="20"/>
-                <w:szCs w:val="20"/>
-                <w:vertAlign w:val="baseline"/>
-                <w:lang w:val="vi-VN"/>
-              </w:rPr>
-            </w:pPr>
-            <w:r>
-              <w:rPr>
-                <w:rFonts w:hint="default" w:ascii="Times New Roman"/>
-                <w:b w:val="0"/>
-                <w:bCs w:val="0"/>
-                <w:sz w:val="20"/>
-                <w:szCs w:val="20"/>
-                <w:vertAlign w:val="baseline"/>
-                <w:lang w:val="vi-VN"/>
-              </w:rPr>
-              <w:t>Booking</w:t>
             </w:r>
           </w:p>
         </w:tc>
@@ -1063,7 +1225,9 @@
             <w:insideV w:val="single" w:color="auto" w:sz="4" w:space="0"/>
           </w:tblBorders>
           <w:tblCellMar>
+            <w:top w:w="0" w:type="dxa"/>
             <w:left w:w="108" w:type="dxa"/>
+            <w:bottom w:w="0" w:type="dxa"/>
             <w:right w:w="108" w:type="dxa"/>
           </w:tblCellMar>
         </w:tblPrEx>
@@ -1073,129 +1237,61 @@
           </w:tcPr>
           <w:p>
             <w:pPr>
-              <w:rPr>
-                <w:rFonts w:hint="default" w:ascii="Times New Roman"/>
-                <w:b/>
-                <w:bCs/>
-                <w:sz w:val="28"/>
-                <w:szCs w:val="28"/>
-                <w:vertAlign w:val="baseline"/>
-                <w:lang w:val="vi-VN"/>
-              </w:rPr>
-            </w:pPr>
-            <w:r>
-              <w:rPr>
-                <w:rFonts w:hint="default" w:ascii="Times New Roman"/>
-                <w:b/>
-                <w:bCs/>
-                <w:sz w:val="28"/>
-                <w:szCs w:val="28"/>
-                <w:vertAlign w:val="baseline"/>
-                <w:lang w:val="vi-VN"/>
-              </w:rPr>
-              <w:t>number_of_guests</w:t>
-            </w:r>
-          </w:p>
-        </w:tc>
-        <w:tc>
-          <w:tcPr>
-            <w:tcW w:w="4261" w:type="dxa"/>
-          </w:tcPr>
-          <w:p>
-            <w:pPr>
-              <w:rPr>
-                <w:rFonts w:hint="default" w:ascii="Times New Roman"/>
-                <w:b/>
-                <w:bCs/>
-                <w:sz w:val="28"/>
-                <w:szCs w:val="28"/>
-                <w:vertAlign w:val="baseline"/>
-                <w:lang w:val="vi-VN"/>
-              </w:rPr>
-            </w:pPr>
-            <w:r>
-              <w:rPr>
-                <w:rFonts w:hint="default" w:ascii="Times New Roman"/>
-                <w:b/>
-                <w:bCs/>
+              <w:widowControl w:val="0"/>
+              <w:jc w:val="both"/>
+              <w:rPr>
+                <w:rFonts w:hint="default" w:ascii="Times New Roman"/>
+                <w:b w:val="0"/>
+                <w:bCs w:val="0"/>
+                <w:sz w:val="28"/>
+                <w:szCs w:val="28"/>
+                <w:vertAlign w:val="baseline"/>
+                <w:lang w:val="vi-VN"/>
+              </w:rPr>
+            </w:pPr>
+            <w:r>
+              <w:rPr>
+                <w:rFonts w:hint="default" w:ascii="Times New Roman"/>
+                <w:b w:val="0"/>
+                <w:bCs w:val="0"/>
+                <w:sz w:val="28"/>
+                <w:szCs w:val="28"/>
+                <w:vertAlign w:val="baseline"/>
+                <w:lang w:val="vi-VN"/>
+              </w:rPr>
+              <w:t>total_rooms</w:t>
+            </w:r>
+          </w:p>
+        </w:tc>
+        <w:tc>
+          <w:tcPr>
+            <w:tcW w:w="4261" w:type="dxa"/>
+          </w:tcPr>
+          <w:p>
+            <w:pPr>
+              <w:widowControl w:val="0"/>
+              <w:jc w:val="both"/>
+              <w:rPr>
+                <w:rFonts w:hint="default" w:ascii="Times New Roman"/>
+                <w:b w:val="0"/>
+                <w:bCs w:val="0"/>
+                <w:sz w:val="28"/>
+                <w:szCs w:val="28"/>
+                <w:vertAlign w:val="baseline"/>
+                <w:lang w:val="vi-VN"/>
+              </w:rPr>
+            </w:pPr>
+            <w:r>
+              <w:rPr>
+                <w:rFonts w:hint="default" w:ascii="Times New Roman"/>
+                <w:b w:val="0"/>
+                <w:bCs w:val="0"/>
                 <w:sz w:val="28"/>
                 <w:szCs w:val="28"/>
                 <w:vertAlign w:val="baseline"/>
                 <w:lang w:val="vi-VN"/>
               </w:rPr>
               <w:t>Booking</w:t>
-            </w:r>
-          </w:p>
-        </w:tc>
-      </w:tr>
-      <w:tr>
-        <w:tblPrEx>
-          <w:tblBorders>
-            <w:top w:val="single" w:color="auto" w:sz="4" w:space="0"/>
-            <w:left w:val="single" w:color="auto" w:sz="4" w:space="0"/>
-            <w:bottom w:val="single" w:color="auto" w:sz="4" w:space="0"/>
-            <w:right w:val="single" w:color="auto" w:sz="4" w:space="0"/>
-            <w:insideH w:val="single" w:color="auto" w:sz="4" w:space="0"/>
-            <w:insideV w:val="single" w:color="auto" w:sz="4" w:space="0"/>
-          </w:tblBorders>
-        </w:tblPrEx>
-        <w:tc>
-          <w:tcPr>
-            <w:tcW w:w="4261" w:type="dxa"/>
-          </w:tcPr>
-          <w:p>
-            <w:pPr>
-              <w:rPr>
-                <w:rFonts w:hint="default" w:ascii="Times New Roman"/>
-                <w:b/>
-                <w:bCs/>
-                <w:sz w:val="28"/>
-                <w:szCs w:val="28"/>
-                <w:vertAlign w:val="baseline"/>
-                <w:lang w:val="vi-VN"/>
-              </w:rPr>
-            </w:pPr>
-            <w:r>
-              <w:rPr>
-                <w:rFonts w:hint="default" w:ascii="Times New Roman"/>
-                <w:b/>
-                <w:bCs/>
-                <w:sz w:val="28"/>
-                <w:szCs w:val="28"/>
-                <w:vertAlign w:val="baseline"/>
-                <w:lang w:val="vi-VN"/>
-              </w:rPr>
-              <w:t>service_price</w:t>
-            </w:r>
-          </w:p>
-        </w:tc>
-        <w:tc>
-          <w:tcPr>
-            <w:tcW w:w="4261" w:type="dxa"/>
-          </w:tcPr>
-          <w:p>
-            <w:pPr>
-              <w:rPr>
-                <w:rFonts w:hint="default" w:ascii="Times New Roman"/>
-                <w:b/>
-                <w:bCs/>
-                <w:sz w:val="28"/>
-                <w:szCs w:val="28"/>
-                <w:vertAlign w:val="baseline"/>
-                <w:lang w:val="vi-VN"/>
-              </w:rPr>
-            </w:pPr>
-            <w:r>
-              <w:rPr>
-                <w:rFonts w:hint="default" w:ascii="Times New Roman"/>
-                <w:b/>
-                <w:bCs/>
-                <w:sz w:val="28"/>
-                <w:szCs w:val="28"/>
-                <w:vertAlign w:val="baseline"/>
-                <w:lang w:val="vi-VN"/>
-              </w:rPr>
-              <w:t>Bảng phụ thể hiện quan hệ giữa extraservice và booking</w:t>
             </w:r>
           </w:p>
         </w:tc>
@@ -1211,7 +1307,9 @@
             <w:insideV w:val="single" w:color="auto" w:sz="4" w:space="0"/>
           </w:tblBorders>
           <w:tblCellMar>
+            <w:top w:w="0" w:type="dxa"/>
             <w:left w:w="108" w:type="dxa"/>
+            <w:bottom w:w="0" w:type="dxa"/>
             <w:right w:w="108" w:type="dxa"/>
           </w:tblCellMar>
         </w:tblPrEx>
@@ -1221,6 +1319,8 @@
           </w:tcPr>
           <w:p>
             <w:pPr>
+              <w:widowControl w:val="0"/>
+              <w:jc w:val="both"/>
               <w:rPr>
                 <w:rFonts w:hint="default" w:ascii="Times New Roman"/>
                 <w:b/>
@@ -1241,6 +1341,170 @@
                 <w:vertAlign w:val="baseline"/>
                 <w:lang w:val="vi-VN"/>
               </w:rPr>
+              <w:t>number_of_guests</w:t>
+            </w:r>
+          </w:p>
+        </w:tc>
+        <w:tc>
+          <w:tcPr>
+            <w:tcW w:w="4261" w:type="dxa"/>
+          </w:tcPr>
+          <w:p>
+            <w:pPr>
+              <w:widowControl w:val="0"/>
+              <w:jc w:val="both"/>
+              <w:rPr>
+                <w:rFonts w:hint="default" w:ascii="Times New Roman"/>
+                <w:b/>
+                <w:bCs/>
+                <w:sz w:val="28"/>
+                <w:szCs w:val="28"/>
+                <w:vertAlign w:val="baseline"/>
+                <w:lang w:val="vi-VN"/>
+              </w:rPr>
+            </w:pPr>
+            <w:r>
+              <w:rPr>
+                <w:rFonts w:hint="default" w:ascii="Times New Roman"/>
+                <w:b/>
+                <w:bCs/>
+                <w:sz w:val="28"/>
+                <w:szCs w:val="28"/>
+                <w:vertAlign w:val="baseline"/>
+                <w:lang w:val="vi-VN"/>
+              </w:rPr>
+              <w:t>Booking</w:t>
+            </w:r>
+          </w:p>
+        </w:tc>
+      </w:tr>
+      <w:tr>
+        <w:tblPrEx>
+          <w:tblBorders>
+            <w:top w:val="single" w:color="auto" w:sz="4" w:space="0"/>
+            <w:left w:val="single" w:color="auto" w:sz="4" w:space="0"/>
+            <w:bottom w:val="single" w:color="auto" w:sz="4" w:space="0"/>
+            <w:right w:val="single" w:color="auto" w:sz="4" w:space="0"/>
+            <w:insideH w:val="single" w:color="auto" w:sz="4" w:space="0"/>
+            <w:insideV w:val="single" w:color="auto" w:sz="4" w:space="0"/>
+          </w:tblBorders>
+          <w:tblCellMar>
+            <w:top w:w="0" w:type="dxa"/>
+            <w:left w:w="108" w:type="dxa"/>
+            <w:bottom w:w="0" w:type="dxa"/>
+            <w:right w:w="108" w:type="dxa"/>
+          </w:tblCellMar>
+        </w:tblPrEx>
+        <w:tc>
+          <w:tcPr>
+            <w:tcW w:w="4261" w:type="dxa"/>
+          </w:tcPr>
+          <w:p>
+            <w:pPr>
+              <w:widowControl w:val="0"/>
+              <w:jc w:val="both"/>
+              <w:rPr>
+                <w:rFonts w:hint="default" w:ascii="Times New Roman"/>
+                <w:b/>
+                <w:bCs/>
+                <w:sz w:val="28"/>
+                <w:szCs w:val="28"/>
+                <w:vertAlign w:val="baseline"/>
+                <w:lang w:val="vi-VN"/>
+              </w:rPr>
+            </w:pPr>
+            <w:r>
+              <w:rPr>
+                <w:rFonts w:hint="default" w:ascii="Times New Roman"/>
+                <w:b/>
+                <w:bCs/>
+                <w:sz w:val="28"/>
+                <w:szCs w:val="28"/>
+                <w:vertAlign w:val="baseline"/>
+                <w:lang w:val="vi-VN"/>
+              </w:rPr>
+              <w:t>service_price</w:t>
+            </w:r>
+          </w:p>
+        </w:tc>
+        <w:tc>
+          <w:tcPr>
+            <w:tcW w:w="4261" w:type="dxa"/>
+          </w:tcPr>
+          <w:p>
+            <w:pPr>
+              <w:widowControl w:val="0"/>
+              <w:jc w:val="both"/>
+              <w:rPr>
+                <w:rFonts w:hint="default" w:ascii="Times New Roman"/>
+                <w:b/>
+                <w:bCs/>
+                <w:sz w:val="28"/>
+                <w:szCs w:val="28"/>
+                <w:vertAlign w:val="baseline"/>
+                <w:lang w:val="vi-VN"/>
+              </w:rPr>
+            </w:pPr>
+            <w:r>
+              <w:rPr>
+                <w:rFonts w:hint="default" w:ascii="Times New Roman"/>
+                <w:b/>
+                <w:bCs/>
+                <w:sz w:val="28"/>
+                <w:szCs w:val="28"/>
+                <w:vertAlign w:val="baseline"/>
+                <w:lang w:val="vi-VN"/>
+              </w:rPr>
+              <w:t>Bảng phụ thể hiện quan hệ giữa extraservice và booking</w:t>
+            </w:r>
+          </w:p>
+        </w:tc>
+      </w:tr>
+      <w:tr>
+        <w:tblPrEx>
+          <w:tblBorders>
+            <w:top w:val="single" w:color="auto" w:sz="4" w:space="0"/>
+            <w:left w:val="single" w:color="auto" w:sz="4" w:space="0"/>
+            <w:bottom w:val="single" w:color="auto" w:sz="4" w:space="0"/>
+            <w:right w:val="single" w:color="auto" w:sz="4" w:space="0"/>
+            <w:insideH w:val="single" w:color="auto" w:sz="4" w:space="0"/>
+            <w:insideV w:val="single" w:color="auto" w:sz="4" w:space="0"/>
+          </w:tblBorders>
+          <w:tblCellMar>
+            <w:top w:w="0" w:type="dxa"/>
+            <w:left w:w="108" w:type="dxa"/>
+            <w:bottom w:w="0" w:type="dxa"/>
+            <w:right w:w="108" w:type="dxa"/>
+          </w:tblCellMar>
+        </w:tblPrEx>
+        <w:tc>
+          <w:tcPr>
+            <w:tcW w:w="4261" w:type="dxa"/>
+          </w:tcPr>
+          <w:p>
+            <w:pPr>
+              <w:widowControl w:val="0"/>
+              <w:jc w:val="both"/>
+              <w:rPr>
+                <w:rFonts w:hint="default" w:ascii="Times New Roman"/>
+                <w:b/>
+                <w:bCs/>
+                <w:sz w:val="28"/>
+                <w:szCs w:val="28"/>
+                <w:vertAlign w:val="baseline"/>
+                <w:lang w:val="vi-VN"/>
+              </w:rPr>
+            </w:pPr>
+            <w:r>
+              <w:rPr>
+                <w:rFonts w:hint="default" w:ascii="Times New Roman"/>
+                <w:b/>
+                <w:bCs/>
+                <w:sz w:val="28"/>
+                <w:szCs w:val="28"/>
+                <w:vertAlign w:val="baseline"/>
+                <w:lang w:val="vi-VN"/>
+              </w:rPr>
               <w:t>Thuộc tính không nên lưu - lí do</w:t>
             </w:r>
           </w:p>
@@ -1251,6 +1515,8 @@
           </w:tcPr>
           <w:p>
             <w:pPr>
+              <w:widowControl w:val="0"/>
+              <w:jc w:val="both"/>
               <w:rPr>
                 <w:rFonts w:hint="default" w:ascii="Times New Roman"/>
                 <w:b/>
@@ -1276,8 +1542,6 @@
           <w:lang w:val="vi-VN"/>
         </w:rPr>
       </w:pPr>
-      <w:bookmarkStart w:id="0" w:name="_GoBack"/>
-      <w:bookmarkEnd w:id="0"/>
     </w:p>
     <w:sectPr>
       <w:pgSz w:w="11906" w:h="16838"/>
